--- a/docs/documentos-funcionales/08-oportunidades.docx
+++ b/docs/documentos-funcionales/08-oportunidades.docx
@@ -14,7 +14,7 @@
           <w:sz w:val="18"/>
           <w:szCs w:val="18"/>
         </w:rPr>
-        <w:t xml:space="preserve">BBVA MI CASA — PROTOTIPO FUNCIONAL</w:t>
+        <w:t xml:space="preserve">BBVA MI CASA — REQUERIMIENTOS FUNCIONALES</w:t>
       </w:r>
     </w:p>
     <w:p>
@@ -43,26 +43,7 @@
           <w:sz w:val="20"/>
           <w:szCs w:val="20"/>
         </w:rPr>
-        <w:t xml:space="preserve">Documento funcional  ·  15 de septiembre de 2026</w:t>
-      </w:r>
-    </w:p>
-    <w:p>
-      <w:pPr>
-        <w:pBdr>
-          <w:left w:val="single" w:color="004481" w:sz="18" w:space="8"/>
-        </w:pBdr>
-        <w:spacing w:after="60"/>
-        <w:ind w:left="200"/>
-      </w:pPr>
-      <w:r>
-        <w:rPr>
-          <w:i/>
-          <w:iCs/>
-          <w:color w:val="5B6B7A"/>
-          <w:sz w:val="20"/>
-          <w:szCs w:val="20"/>
-        </w:rPr>
-        <w:t xml:space="preserve">Nota de alcance: este documento describe el funcionamiento de una MAQUETA / PROTOTIPO FUNCIONAL de BBVA Mi Casa (una interfaz navegable con datos y reglas de ejemplo, sin backend ni integraciones reales), no la documentación de un proyecto en producción. Donde algo hoy está simulado, mockeado o pendiente de definición, se aclara explícitamente en las secciones de Integraciones, Seguridad y Pendientes.</w:t>
+        <w:t xml:space="preserve">Requerimiento funcional  ·  15 de septiembre de 2026</w:t>
       </w:r>
     </w:p>
     <w:p>
@@ -87,7 +68,7 @@
         <w:spacing w:after="140"/>
       </w:pPr>
       <w:r>
-        <w:t xml:space="preserve">Mostrarle al usuario propiedades que "hacen match" con su capacidad de simulación, para incentivar que vuelva a mirar el catálogo.</w:t>
+        <w:t xml:space="preserve">Mostrarle al usuario propiedades que hacen match con su capacidad de simulación, para incentivar que vuelva a mirar el catálogo.</w:t>
       </w:r>
     </w:p>
     <w:p>
@@ -118,7 +99,7 @@
           <w:bCs/>
           <w:color w:val="0B1F3A"/>
         </w:rPr>
-        <w:t xml:space="preserve">Incluye en este prototipo</w:t>
+        <w:t xml:space="preserve">Incluye</w:t>
       </w:r>
     </w:p>
     <w:p>
@@ -158,33 +139,20 @@
           <w:bCs/>
           <w:color w:val="0B1F3A"/>
         </w:rPr>
-        <w:t xml:space="preserve">No incluye</w:t>
-      </w:r>
-    </w:p>
-    <w:p>
-      <w:pPr>
-        <w:pStyle w:val="ListParagraph"/>
-        <w:numPr>
-          <w:ilvl w:val="0"/>
-          <w:numId w:val="2"/>
-        </w:numPr>
-        <w:spacing w:after="90"/>
-      </w:pPr>
-      <w:r>
-        <w:t xml:space="preserve">Un motor de matching real: hoy el criterio es una comparación simple de precio contra la capacidad simulada.</w:t>
-      </w:r>
-    </w:p>
-    <w:p>
-      <w:pPr>
-        <w:pStyle w:val="ListParagraph"/>
-        <w:numPr>
-          <w:ilvl w:val="0"/>
-          <w:numId w:val="2"/>
-        </w:numPr>
-        <w:spacing w:after="90"/>
-      </w:pPr>
-      <w:r>
-        <w:t xml:space="preserve">Notificaciones automáticas de nuevas oportunidades (existe el tipo de notificación, pero no se dispara sola — ver Módulo 11).</w:t>
+        <w:t xml:space="preserve">Fuera de alcance</w:t>
+      </w:r>
+    </w:p>
+    <w:p>
+      <w:pPr>
+        <w:pStyle w:val="ListParagraph"/>
+        <w:numPr>
+          <w:ilvl w:val="0"/>
+          <w:numId w:val="2"/>
+        </w:numPr>
+        <w:spacing w:after="90"/>
+      </w:pPr>
+      <w:r>
+        <w:t xml:space="preserve">Un motor de matching multi-variable (zona, tipo, preferencias) — el criterio de este requerimiento es únicamente por precio, ver Reglas de negocio.</w:t>
       </w:r>
     </w:p>
     <w:p>
@@ -287,7 +255,7 @@
         <w:spacing w:after="90"/>
       </w:pPr>
       <w:r>
-        <w:t xml:space="preserve">"Oportunidad" = propiedad del catálogo cuyo precio es menor o igual a la capacidad de la última simulación guardada por esa cuenta.</w:t>
+        <w:t xml:space="preserve">Oportunidad = propiedad del catálogo cuyo precio es menor o igual a la capacidad de la última simulación guardada por esa cuenta.</w:t>
       </w:r>
     </w:p>
     <w:p>
@@ -304,7 +272,7 @@
           <w:bCs/>
           <w:color w:val="004481"/>
         </w:rPr>
-        <w:t xml:space="preserve">6. Datos que maneja — equipo de Data</w:t>
+        <w:t xml:space="preserve">6. Requerimientos de datos — equipo de Data</w:t>
       </w:r>
     </w:p>
     <w:p>
@@ -334,20 +302,20 @@
           <w:bCs/>
           <w:color w:val="004481"/>
         </w:rPr>
-        <w:t xml:space="preserve">7. Integraciones y dependencias — equipo de Infraestructura</w:t>
-      </w:r>
-    </w:p>
-    <w:p>
-      <w:pPr>
-        <w:pStyle w:val="ListParagraph"/>
-        <w:numPr>
-          <w:ilvl w:val="0"/>
-          <w:numId w:val="2"/>
-        </w:numPr>
-        <w:spacing w:after="90"/>
-      </w:pPr>
-      <w:r>
-        <w:t xml:space="preserve">Ninguna.</w:t>
+        <w:t xml:space="preserve">7. Integraciones e infraestructura — equipo de Infraestructura</w:t>
+      </w:r>
+    </w:p>
+    <w:p>
+      <w:pPr>
+        <w:pStyle w:val="ListParagraph"/>
+        <w:numPr>
+          <w:ilvl w:val="0"/>
+          <w:numId w:val="2"/>
+        </w:numPr>
+        <w:spacing w:after="90"/>
+      </w:pPr>
+      <w:r>
+        <w:t xml:space="preserve">El cálculo de match debe resolverse en el backend (no en el cliente), para poder incorporar más señales en el futuro y para disparar notificaciones (Módulo 11) cuando se publique una propiedad que matchee.</w:t>
       </w:r>
     </w:p>
     <w:p>
@@ -364,20 +332,20 @@
           <w:bCs/>
           <w:color w:val="004481"/>
         </w:rPr>
-        <w:t xml:space="preserve">8. Consideraciones de seguridad — equipo de Seguridad</w:t>
-      </w:r>
-    </w:p>
-    <w:p>
-      <w:pPr>
-        <w:pStyle w:val="ListParagraph"/>
-        <w:numPr>
-          <w:ilvl w:val="0"/>
-          <w:numId w:val="2"/>
-        </w:numPr>
-        <w:spacing w:after="90"/>
-      </w:pPr>
-      <w:r>
-        <w:t xml:space="preserve">Sin datos sensibles adicionales a los ya cubiertos en Simulaciones y Propiedades.</w:t>
+        <w:t xml:space="preserve">8. Requerimientos de seguridad — equipo de Seguridad</w:t>
+      </w:r>
+    </w:p>
+    <w:p>
+      <w:pPr>
+        <w:pStyle w:val="ListParagraph"/>
+        <w:numPr>
+          <w:ilvl w:val="0"/>
+          <w:numId w:val="2"/>
+        </w:numPr>
+        <w:spacing w:after="90"/>
+      </w:pPr>
+      <w:r>
+        <w:t xml:space="preserve">Mismo alcance que Mis simulaciones (Módulo 6): requiere sesión, datos financieros protegidos.</w:t>
       </w:r>
     </w:p>
     <w:p>
@@ -394,76 +362,33 @@
           <w:bCs/>
           <w:color w:val="004481"/>
         </w:rPr>
-        <w:t xml:space="preserve">9. Limitaciones conocidas del prototipo</w:t>
-      </w:r>
-    </w:p>
-    <w:p>
-      <w:pPr>
-        <w:pStyle w:val="ListParagraph"/>
-        <w:numPr>
-          <w:ilvl w:val="0"/>
-          <w:numId w:val="2"/>
-        </w:numPr>
-        <w:spacing w:after="90"/>
-      </w:pPr>
-      <w:r>
-        <w:t xml:space="preserve">El criterio de "match" es simplista: solo considera precio, no zona, tipo ni preferencias del usuario.</w:t>
-      </w:r>
-    </w:p>
-    <w:p>
-      <w:pPr>
-        <w:pStyle w:val="ListParagraph"/>
-        <w:numPr>
-          <w:ilvl w:val="0"/>
-          <w:numId w:val="2"/>
-        </w:numPr>
-        <w:spacing w:after="90"/>
-      </w:pPr>
-      <w:r>
-        <w:t xml:space="preserve">No hay notificación real cuando aparece una oportunidad nueva.</w:t>
-      </w:r>
-    </w:p>
-    <w:p>
-      <w:pPr>
-        <w:pStyle w:val="Heading2"/>
-        <w:pBdr>
-          <w:bottom w:val="single" w:color="D9DEE4" w:sz="4" w:space="4"/>
-        </w:pBdr>
-        <w:spacing w:after="120" w:before="300"/>
-      </w:pPr>
-      <w:r>
-        <w:rPr>
-          <w:b/>
-          <w:bCs/>
-          <w:color w:val="004481"/>
-        </w:rPr>
-        <w:t xml:space="preserve">10. Pendientes / decisiones abiertas</w:t>
-      </w:r>
-    </w:p>
-    <w:p>
-      <w:pPr>
-        <w:pStyle w:val="ListParagraph"/>
-        <w:numPr>
-          <w:ilvl w:val="0"/>
-          <w:numId w:val="2"/>
-        </w:numPr>
-        <w:spacing w:after="90"/>
-      </w:pPr>
-      <w:r>
-        <w:t xml:space="preserve">Definir el criterio real de matching junto con el equipo de Data.</w:t>
-      </w:r>
-    </w:p>
-    <w:p>
-      <w:pPr>
-        <w:pStyle w:val="ListParagraph"/>
-        <w:numPr>
-          <w:ilvl w:val="0"/>
-          <w:numId w:val="2"/>
-        </w:numPr>
-        <w:spacing w:after="90"/>
-      </w:pPr>
-      <w:r>
-        <w:t xml:space="preserve">Definir si debe disparar notificaciones push reales cuando se publica una propiedad que matchea.</w:t>
+        <w:t xml:space="preserve">9. Pendientes / decisiones abiertas</w:t>
+      </w:r>
+    </w:p>
+    <w:p>
+      <w:pPr>
+        <w:pStyle w:val="ListParagraph"/>
+        <w:numPr>
+          <w:ilvl w:val="0"/>
+          <w:numId w:val="2"/>
+        </w:numPr>
+        <w:spacing w:after="90"/>
+      </w:pPr>
+      <w:r>
+        <w:t xml:space="preserve">Definir con el equipo de Data si el criterio de matching debe incorporar más variables (zona, tipo) en una iteración futura.</w:t>
+      </w:r>
+    </w:p>
+    <w:p>
+      <w:pPr>
+        <w:pStyle w:val="ListParagraph"/>
+        <w:numPr>
+          <w:ilvl w:val="0"/>
+          <w:numId w:val="2"/>
+        </w:numPr>
+        <w:spacing w:after="90"/>
+      </w:pPr>
+      <w:r>
+        <w:t xml:space="preserve">Definir si debe disparar notificaciones push cuando se publica una propiedad que matchea.</w:t>
       </w:r>
     </w:p>
     <w:sectPr>
